--- a/barlow/finesst_final_v2/finesst_proposal_v10_tracked_cgedits.docx
+++ b/barlow/finesst_final_v2/finesst_proposal_v10_tracked_cgedits.docx
@@ -229,7 +229,7 @@
           <w:i/>
           <w:color w:val="404040"/>
         </w:rPr>
-        <w:t xml:space="preserve">lidar DEM (1 m), showing </w:t>
+        <w:t xml:space="preserve">LiDAR DEM (1 m), showing </w:t>
       </w:r>
       <w:del w:id="15" w:author="Craig Glennie" w:date="2026-07-11T09:38:00Z" w16du:dateUtc="2026-07-11T14:38:00Z">
         <w:r>
@@ -387,7 +387,7 @@
       </w:del>
       <w:ins w:id="25" w:author="Colton Goodrich" w:date="2026-07-09T12:00:00Z">
         <w:r>
-          <w:t>-acquisition airborne lidar and valley-</w:t>
+          <w:t>-acquisition airborne LiDAR and valley-</w:t>
         </w:r>
       </w:ins>
       <w:r>
@@ -631,7 +631,7 @@
       </w:del>
       <w:ins w:id="49" w:author="Colton Goodrich" w:date="2026-07-09T12:00:00Z">
         <w:r>
-          <w:t>lidar</w:t>
+          <w:t>LiDAR</w:t>
         </w:r>
       </w:ins>
       <w:r>
@@ -643,7 +643,7 @@
         </w:r>
       </w:del>
       <w:r>
-        <w:t>[8]. The project turns the airborne lidar, REMA satellite DEMs (corrected and controlled by airborne lidar and ICESat-2 observations) and reanalysis</w:t>
+        <w:t>[8]. The project turns the airborne LiDAR, REMA satellite DEMs (corrected and controlled by airborne LiDAR and ICESat-2 observations) and reanalysis</w:t>
       </w:r>
       <w:del w:id="51" w:author="Colton Goodrich" w:date="2026-07-09T12:00:00Z">
         <w:r>
@@ -944,7 +944,7 @@
       </w:ins>
       <w:ins w:id="86" w:author="Colton Goodrich" w:date="2026-07-09T12:00:00Z">
         <w:r>
-          <w:t>. Beyond the channel centerline, classify change in the near-channel corridor — channel shift and avulsion, bank thaw and subsidence, and fan growth — by process type. Bedrock and stable soils outside the corridor provide the fixed reference used to georeference the REMA satellite DEM to the airborne lidar, so change is measured against genuinely stable ground rather than an assumption that the whole surface is moving.</w:t>
+          <w:t>. Beyond the channel centerline, classify change in the near-channel corridor — channel shift and avulsion, bank thaw and subsidence, and fan growth — by process type. Bedrock and stable soils outside the corridor provide the fixed reference used to georeference the REMA satellite DEM to the airborne LiDAR, so change is measured against genuinely stable ground rather than an assumption that the whole surface is moving.</w:t>
         </w:r>
       </w:ins>
       <w:ins w:id="87" w:author="Colton Goodrich" w:date="2026-07-09T16:30:00Z">
@@ -978,7 +978,7 @@
       </w:del>
       <w:ins w:id="91" w:author="Colton Goodrich" w:date="2026-07-09T12:00:00Z">
         <w:r>
-          <w:t>lidar</w:t>
+          <w:t>LiDAR</w:t>
         </w:r>
       </w:ins>
       <w:r>
@@ -1150,7 +1150,7 @@
             <w:i/>
             <w:color w:val="404040"/>
           </w:rPr>
-          <w:t>co-registration to airborne-lidar and ICESat-2 control,</w:t>
+          <w:t>co-registration to airborne-LiDAR and ICESat-2 control,</w:t>
         </w:r>
       </w:ins>
       <w:r>
@@ -1440,7 +1440,7 @@
       </w:ins>
       <w:ins w:id="128" w:author="Craig Glennie" w:date="2026-07-11T10:06:00Z" w16du:dateUtc="2026-07-11T15:06:00Z">
         <w:r>
-          <w:t xml:space="preserve"> (using ICESat-2 and 2014 NCALM lidar)</w:t>
+          <w:t xml:space="preserve"> (using ICESat-2 and 2014 NCALM LiDAR)</w:t>
         </w:r>
       </w:ins>
       <w:ins w:id="129" w:author="Colton Goodrich" w:date="2026-07-09T12:00:00Z">
@@ -1504,7 +1504,7 @@
       </w:del>
       <w:ins w:id="133" w:author="Colton Goodrich" w:date="2026-07-09T12:00:00Z">
         <w:r>
-          <w:t>lidar</w:t>
+          <w:t>LiDAR</w:t>
         </w:r>
       </w:ins>
       <w:r>
@@ -1642,7 +1642,7 @@
       </w:r>
       <w:ins w:id="147" w:author="Colton Goodrich" w:date="2026-07-09T15:30:00Z">
         <w:r>
-          <w:t xml:space="preserve"> There is also a check that assumes nothing about stable ground. Difference a 2014 REMA DEM against the 2014 lidar DEM. Both map the same year, so the true change is zero. Whatever is left over is sensor error, and that is what calibrates the noise model.</w:t>
+          <w:t xml:space="preserve"> There is also a check that assumes nothing about stable ground. Difference a 2014 REMA DEM against the 2014 LiDAR DEM. Both map the same year, so the true change is zero. Whatever is left over is sensor error, and that is what calibrates the noise model.</w:t>
         </w:r>
       </w:ins>
       <w:commentRangeEnd w:id="103"/>
@@ -1682,7 +1682,7 @@
         <w:commentReference w:id="149"/>
       </w:r>
       <w:r>
-        <w:t>, the change that noise alone clears only 5% of the time. Everything (DEMs, channel outlines, driver fields) is reprojected to one common Antarctic polar-stereographic grid (EPSG:3294) first, and the two lidar epochs (2 m and 1 m native) are resampled to a shared cell size before differencing.</w:t>
+        <w:t>, the change that noise alone clears only 5% of the time. Everything (DEMs, channel outlines, driver fields) is reprojected to one common Antarctic polar-stereographic grid (EPSG:3294) first, and the two LiDAR epochs (2 m and 1 m native) are resampled to a shared cell size before differencing.</w:t>
       </w:r>
     </w:p>
     <w:p>
@@ -1803,7 +1803,7 @@
                 <w:rFonts w:ascii="Times New Roman" w:hAnsi="Times New Roman"/>
                 <w:sz w:val="18"/>
               </w:rPr>
-              <w:t>2001 airborne lidar DEM (2 m)</w:t>
+              <w:t>2001 airborne LiDAR DEM (2 m)</w:t>
             </w:r>
           </w:p>
         </w:tc>
@@ -1859,7 +1859,7 @@
                 <w:rFonts w:ascii="Times New Roman" w:hAnsi="Times New Roman"/>
                 <w:sz w:val="18"/>
               </w:rPr>
-              <w:t>2014 airborne lidar DEM (1 m) + point cloud</w:t>
+              <w:t>2014 airborne LiDAR DEM (1 m) + point cloud</w:t>
             </w:r>
           </w:p>
         </w:tc>
@@ -2612,7 +2612,7 @@
       </w:del>
       <w:ins w:id="187" w:author="Colton Goodrich" w:date="2026-07-09T12:00:00Z">
         <w:r>
-          <w:t>lidar</w:t>
+          <w:t>LiDAR</w:t>
         </w:r>
       </w:ins>
       <w:r>
@@ -3368,7 +3368,7 @@
           <w:sz w:val="20"/>
           <w:szCs w:val="20"/>
         </w:rPr>
-        <w:t xml:space="preserve">You have NCALM lidar data here, but haven't mentioned it previously.  </w:t>
+        <w:t xml:space="preserve">You have NCALM LiDAR data here, but haven't mentioned it previously.  </w:t>
       </w:r>
     </w:p>
     <w:p/>
